--- a/API_info/Agent操作相关接口说明.docx
+++ b/API_info/Agent操作相关接口说明.docx
@@ -120,6 +120,7 @@
     <w:p>
       <w:pPr>
         <w:rPr>
+          <w:rFonts w:hint="eastAsia"/>
           <w:szCs w:val="21"/>
         </w:rPr>
       </w:pPr>
@@ -152,12 +153,21 @@
         </w:rPr>
         <w:t>自动</w:t>
       </w:r>
-      <w:r>
-        <w:rPr>
-          <w:rFonts w:hint="eastAsia"/>
-          <w:szCs w:val="21"/>
-        </w:rPr>
-        <w:t>评判您的转会计划的模拟经纪人程序。</w:t>
+      <w:proofErr w:type="gramStart"/>
+      <w:r>
+        <w:rPr>
+          <w:rFonts w:hint="eastAsia"/>
+          <w:szCs w:val="21"/>
+        </w:rPr>
+        <w:t>评判您</w:t>
+      </w:r>
+      <w:proofErr w:type="gramEnd"/>
+      <w:r>
+        <w:rPr>
+          <w:rFonts w:hint="eastAsia"/>
+          <w:szCs w:val="21"/>
+        </w:rPr>
+        <w:t>的转会计划的模拟经纪人程序。</w:t>
       </w:r>
       <w:r>
         <w:rPr>
@@ -332,7 +342,23 @@
           <w:rFonts w:hint="eastAsia"/>
           <w:szCs w:val="21"/>
         </w:rPr>
-        <w:t>前端发送newplan请求</w:t>
+        <w:t>前端发送</w:t>
+      </w:r>
+      <w:proofErr w:type="spellStart"/>
+      <w:r>
+        <w:rPr>
+          <w:rFonts w:hint="eastAsia"/>
+          <w:szCs w:val="21"/>
+        </w:rPr>
+        <w:t>newplan</w:t>
+      </w:r>
+      <w:proofErr w:type="spellEnd"/>
+      <w:r>
+        <w:rPr>
+          <w:rFonts w:hint="eastAsia"/>
+          <w:szCs w:val="21"/>
+        </w:rPr>
+        <w:t>请求</w:t>
       </w:r>
       <w:r>
         <w:rPr>
@@ -661,6 +687,7 @@
         </w:rPr>
         <w:t>/</w:t>
       </w:r>
+      <w:proofErr w:type="spellStart"/>
       <w:r>
         <w:rPr>
           <w:rFonts w:hint="eastAsia"/>
@@ -673,7 +700,15 @@
           <w:rFonts w:hint="eastAsia"/>
           <w:szCs w:val="21"/>
         </w:rPr>
-        <w:t>?userid=*</w:t>
+        <w:t>?userid</w:t>
+      </w:r>
+      <w:proofErr w:type="spellEnd"/>
+      <w:r>
+        <w:rPr>
+          <w:rFonts w:hint="eastAsia"/>
+          <w:szCs w:val="21"/>
+        </w:rPr>
+        <w:t>=*</w:t>
       </w:r>
       <w:r>
         <w:rPr>
@@ -688,6 +723,13 @@
           <w:szCs w:val="21"/>
         </w:rPr>
         <w:t>返回</w:t>
+      </w:r>
+      <w:r>
+        <w:rPr>
+          <w:rFonts w:hint="eastAsia"/>
+          <w:szCs w:val="21"/>
+        </w:rPr>
+        <w:t>200-</w:t>
       </w:r>
       <w:r>
         <w:rPr>
@@ -824,7 +866,14 @@
           <w:rFonts w:hint="eastAsia"/>
           <w:szCs w:val="21"/>
         </w:rPr>
-        <w:t>被占用或用户ID未提供则返回400</w:t>
+        <w:t>被占用或用户ID未提供则返回40</w:t>
+      </w:r>
+      <w:r>
+        <w:rPr>
+          <w:rFonts w:hint="eastAsia"/>
+          <w:szCs w:val="21"/>
+        </w:rPr>
+        <w:t>3</w:t>
       </w:r>
       <w:r>
         <w:rPr>
@@ -905,6 +954,7 @@
         </w:rPr>
         <w:t>/</w:t>
       </w:r>
+      <w:proofErr w:type="spellStart"/>
       <w:r>
         <w:rPr>
           <w:rFonts w:hint="eastAsia"/>
@@ -931,7 +981,15 @@
           <w:rFonts w:hint="eastAsia"/>
           <w:szCs w:val="21"/>
         </w:rPr>
-        <w:t xml:space="preserve">id=* </w:t>
+        <w:t>id</w:t>
+      </w:r>
+      <w:proofErr w:type="spellEnd"/>
+      <w:r>
+        <w:rPr>
+          <w:rFonts w:hint="eastAsia"/>
+          <w:szCs w:val="21"/>
+        </w:rPr>
+        <w:t xml:space="preserve">=* </w:t>
       </w:r>
       <w:r>
         <w:rPr>
@@ -945,7 +1003,35 @@
           <w:rFonts w:hint="eastAsia"/>
           <w:szCs w:val="21"/>
         </w:rPr>
-        <w:t>，返回200或400。</w:t>
+        <w:t>，返回200</w:t>
+      </w:r>
+      <w:r>
+        <w:rPr>
+          <w:rFonts w:hint="eastAsia"/>
+          <w:szCs w:val="21"/>
+        </w:rPr>
+        <w:t>-连接成功</w:t>
+      </w:r>
+      <w:r>
+        <w:rPr>
+          <w:rFonts w:hint="eastAsia"/>
+          <w:szCs w:val="21"/>
+        </w:rPr>
+        <w:t>或40</w:t>
+      </w:r>
+      <w:r>
+        <w:rPr>
+          <w:rFonts w:hint="eastAsia"/>
+          <w:szCs w:val="21"/>
+        </w:rPr>
+        <w:t>3-连接失败</w:t>
+      </w:r>
+      <w:r>
+        <w:rPr>
+          <w:rFonts w:hint="eastAsia"/>
+          <w:szCs w:val="21"/>
+        </w:rPr>
+        <w:t>。</w:t>
       </w:r>
     </w:p>
     <w:p>
@@ -1053,7 +1139,14 @@
           <w:rFonts w:hint="eastAsia"/>
           <w:szCs w:val="21"/>
         </w:rPr>
-        <w:t>被占用或用户ID未提供则返回400</w:t>
+        <w:t>被占用或用户ID未提供则返回40</w:t>
+      </w:r>
+      <w:r>
+        <w:rPr>
+          <w:rFonts w:hint="eastAsia"/>
+          <w:szCs w:val="21"/>
+        </w:rPr>
+        <w:t>3</w:t>
       </w:r>
       <w:r>
         <w:rPr>
@@ -1127,6 +1220,7 @@
         </w:rPr>
         <w:t>/</w:t>
       </w:r>
+      <w:proofErr w:type="spellStart"/>
       <w:r>
         <w:rPr>
           <w:rFonts w:hint="eastAsia"/>
@@ -1134,6 +1228,7 @@
         </w:rPr>
         <w:t>disconnect?userid</w:t>
       </w:r>
+      <w:proofErr w:type="spellEnd"/>
       <w:r>
         <w:rPr>
           <w:rFonts w:hint="eastAsia"/>
@@ -1153,8 +1248,38 @@
           <w:rFonts w:hint="eastAsia"/>
           <w:szCs w:val="21"/>
         </w:rPr>
-        <w:t>结束会话，返回200或400</w:t>
-      </w:r>
+        <w:t>结束会话，返回200</w:t>
+      </w:r>
+      <w:r>
+        <w:rPr>
+          <w:rFonts w:hint="eastAsia"/>
+          <w:szCs w:val="21"/>
+        </w:rPr>
+        <w:t>-连接成功</w:t>
+      </w:r>
+      <w:r>
+        <w:rPr>
+          <w:rFonts w:hint="eastAsia"/>
+          <w:szCs w:val="21"/>
+        </w:rPr>
+        <w:t>或40</w:t>
+      </w:r>
+      <w:r>
+        <w:rPr>
+          <w:rFonts w:hint="eastAsia"/>
+          <w:szCs w:val="21"/>
+        </w:rPr>
+        <w:t>3-</w:t>
+      </w:r>
+      <w:proofErr w:type="gramStart"/>
+      <w:r>
+        <w:rPr>
+          <w:rFonts w:hint="eastAsia"/>
+          <w:szCs w:val="21"/>
+        </w:rPr>
+        <w:t>断联失败</w:t>
+      </w:r>
+      <w:proofErr w:type="gramEnd"/>
       <w:r>
         <w:rPr>
           <w:rFonts w:hint="eastAsia"/>
@@ -1189,6 +1314,7 @@
         </w:rPr>
         <w:t>功能模块：</w:t>
       </w:r>
+      <w:proofErr w:type="spellStart"/>
       <w:r>
         <w:rPr>
           <w:rFonts w:hint="eastAsia"/>
@@ -1198,6 +1324,7 @@
         </w:rPr>
         <w:t>newplan</w:t>
       </w:r>
+      <w:proofErr w:type="spellEnd"/>
     </w:p>
     <w:p>
       <w:pPr>
@@ -1261,7 +1388,14 @@
           <w:rFonts w:hint="eastAsia"/>
           <w:szCs w:val="21"/>
         </w:rPr>
-        <w:t>400</w:t>
+        <w:t>40</w:t>
+      </w:r>
+      <w:r>
+        <w:rPr>
+          <w:rFonts w:hint="eastAsia"/>
+          <w:szCs w:val="21"/>
+        </w:rPr>
+        <w:t>3</w:t>
       </w:r>
       <w:r>
         <w:rPr>
@@ -1335,6 +1469,7 @@
         </w:rPr>
         <w:t>/</w:t>
       </w:r>
+      <w:proofErr w:type="spellStart"/>
       <w:r>
         <w:rPr>
           <w:rFonts w:hint="eastAsia"/>
@@ -1361,7 +1496,15 @@
           <w:rFonts w:hint="eastAsia"/>
           <w:szCs w:val="21"/>
         </w:rPr>
-        <w:t>id=*</w:t>
+        <w:t>id</w:t>
+      </w:r>
+      <w:proofErr w:type="spellEnd"/>
+      <w:r>
+        <w:rPr>
+          <w:rFonts w:hint="eastAsia"/>
+          <w:szCs w:val="21"/>
+        </w:rPr>
+        <w:t>=*</w:t>
       </w:r>
       <w:r>
         <w:rPr>
@@ -1382,8 +1525,33 @@
           <w:rFonts w:hint="eastAsia"/>
           <w:szCs w:val="21"/>
         </w:rPr>
-        <w:t>no contract_id and transfer_id</w:t>
-      </w:r>
+        <w:t xml:space="preserve">no </w:t>
+      </w:r>
+      <w:proofErr w:type="spellStart"/>
+      <w:r>
+        <w:rPr>
+          <w:rFonts w:hint="eastAsia"/>
+          <w:szCs w:val="21"/>
+        </w:rPr>
+        <w:t>contract_id</w:t>
+      </w:r>
+      <w:proofErr w:type="spellEnd"/>
+      <w:r>
+        <w:rPr>
+          <w:rFonts w:hint="eastAsia"/>
+          <w:szCs w:val="21"/>
+        </w:rPr>
+        <w:t xml:space="preserve"> and </w:t>
+      </w:r>
+      <w:proofErr w:type="spellStart"/>
+      <w:r>
+        <w:rPr>
+          <w:rFonts w:hint="eastAsia"/>
+          <w:szCs w:val="21"/>
+        </w:rPr>
+        <w:t>transfer_id</w:t>
+      </w:r>
+      <w:proofErr w:type="spellEnd"/>
       <w:r>
         <w:rPr>
           <w:rFonts w:hint="eastAsia"/>
@@ -1410,7 +1578,49 @@
           <w:rFonts w:hint="eastAsia"/>
           <w:szCs w:val="21"/>
         </w:rPr>
-        <w:t>计划，返回同意信息、不同意及原因信息，或者400</w:t>
+        <w:t>计划，返回</w:t>
+      </w:r>
+      <w:r>
+        <w:rPr>
+          <w:rFonts w:hint="eastAsia"/>
+          <w:szCs w:val="21"/>
+        </w:rPr>
+        <w:t>200-</w:t>
+      </w:r>
+      <w:r>
+        <w:rPr>
+          <w:rFonts w:hint="eastAsia"/>
+          <w:szCs w:val="21"/>
+        </w:rPr>
+        <w:t>同意信息、</w:t>
+      </w:r>
+      <w:r>
+        <w:rPr>
+          <w:rFonts w:hint="eastAsia"/>
+          <w:szCs w:val="21"/>
+        </w:rPr>
+        <w:t>400-</w:t>
+      </w:r>
+      <w:r>
+        <w:rPr>
+          <w:rFonts w:hint="eastAsia"/>
+          <w:szCs w:val="21"/>
+        </w:rPr>
+        <w:t>不同意及原因信息，或者40</w:t>
+      </w:r>
+      <w:r>
+        <w:rPr>
+          <w:rFonts w:hint="eastAsia"/>
+          <w:szCs w:val="21"/>
+        </w:rPr>
+        <w:t>3-</w:t>
+      </w:r>
+      <w:r>
+        <w:rPr>
+          <w:rFonts w:hint="eastAsia"/>
+          <w:szCs w:val="21"/>
+        </w:rPr>
+        <w:t>新建计划失败</w:t>
       </w:r>
       <w:r>
         <w:rPr>
@@ -1530,7 +1740,14 @@
           <w:rFonts w:hint="eastAsia"/>
           <w:szCs w:val="21"/>
         </w:rPr>
-        <w:t>，进行数据库相关信息修改，并结束会话，返回成功信息或非法返回400</w:t>
+        <w:t>，进行数据库相关信息修改，并结束会话，返回成功信息或非法返回40</w:t>
+      </w:r>
+      <w:r>
+        <w:rPr>
+          <w:rFonts w:hint="eastAsia"/>
+          <w:szCs w:val="21"/>
+        </w:rPr>
+        <w:t>3</w:t>
       </w:r>
       <w:r>
         <w:rPr>
@@ -1604,6 +1821,7 @@
         </w:rPr>
         <w:t>/</w:t>
       </w:r>
+      <w:proofErr w:type="spellStart"/>
       <w:r>
         <w:rPr>
           <w:rFonts w:hint="eastAsia"/>
@@ -1630,7 +1848,15 @@
           <w:rFonts w:hint="eastAsia"/>
           <w:szCs w:val="21"/>
         </w:rPr>
-        <w:t>id=*</w:t>
+        <w:t>id</w:t>
+      </w:r>
+      <w:proofErr w:type="spellEnd"/>
+      <w:r>
+        <w:rPr>
+          <w:rFonts w:hint="eastAsia"/>
+          <w:szCs w:val="21"/>
+        </w:rPr>
+        <w:t>=*</w:t>
       </w:r>
       <w:r>
         <w:rPr>
@@ -1658,14 +1884,49 @@
           <w:rFonts w:hint="eastAsia"/>
           <w:szCs w:val="21"/>
         </w:rPr>
-        <w:t>提示信息，并修改经纪人状态</w:t>
-      </w:r>
-      <w:r>
-        <w:rPr>
-          <w:rFonts w:hint="eastAsia"/>
-          <w:szCs w:val="21"/>
-        </w:rPr>
-        <w:t>，结束会话</w:t>
+        <w:t>200-确认/取消</w:t>
+      </w:r>
+      <w:r>
+        <w:rPr>
+          <w:rFonts w:hint="eastAsia"/>
+          <w:szCs w:val="21"/>
+        </w:rPr>
+        <w:t>信息，并修改经纪人状态</w:t>
+      </w:r>
+      <w:r>
+        <w:rPr>
+          <w:rFonts w:hint="eastAsia"/>
+          <w:szCs w:val="21"/>
+        </w:rPr>
+        <w:t>，</w:t>
+      </w:r>
+      <w:r>
+        <w:rPr>
+          <w:rFonts w:hint="eastAsia"/>
+          <w:szCs w:val="21"/>
+        </w:rPr>
+        <w:t>并</w:t>
+      </w:r>
+      <w:r>
+        <w:rPr>
+          <w:rFonts w:hint="eastAsia"/>
+          <w:szCs w:val="21"/>
+        </w:rPr>
+        <w:t>结束会话</w:t>
+      </w:r>
+      <w:r>
+        <w:rPr>
+          <w:rFonts w:hint="eastAsia"/>
+          <w:szCs w:val="21"/>
+        </w:rPr>
+        <w:t>，或者返回403-</w:t>
+      </w:r>
+      <w:r>
+        <w:rPr>
+          <w:rFonts w:hint="eastAsia"/>
+          <w:szCs w:val="21"/>
+        </w:rPr>
+        <w:t>确认失败</w:t>
       </w:r>
       <w:r>
         <w:rPr>
@@ -1674,22 +1935,6 @@
         </w:rPr>
         <w:t>。</w:t>
       </w:r>
-    </w:p>
-    <w:p>
-      <w:pPr>
-        <w:rPr>
-          <w:rFonts w:hint="eastAsia"/>
-          <w:szCs w:val="21"/>
-        </w:rPr>
-      </w:pPr>
-    </w:p>
-    <w:p>
-      <w:pPr>
-        <w:rPr>
-          <w:rFonts w:hint="eastAsia"/>
-          <w:szCs w:val="21"/>
-        </w:rPr>
-      </w:pPr>
     </w:p>
     <w:sectPr>
       <w:pgSz w:w="11906" w:h="16838"/>
@@ -2164,6 +2409,7 @@
   <w:style w:type="character" w:default="1" w:styleId="a0">
     <w:name w:val="Default Paragraph Font"/>
     <w:uiPriority w:val="1"/>
+    <w:semiHidden/>
     <w:unhideWhenUsed/>
   </w:style>
   <w:style w:type="table" w:default="1" w:styleId="a1">
